--- a/templates/소장_템플릿_docxtpl.docx
+++ b/templates/소장_템플릿_docxtpl.docx
@@ -501,6 +501,164 @@
           <w:szCs w:val="32"/>
         </w:rPr>
         <w:t xml:space="preserve">{{제출법원}}  귀중</w:t>
+      </w:r>
+    </w:p>
+    <w:p>
+      <w:pPr>
+        <w:pageBreakBefore/>
+        <w:spacing w:after="120" w:before="0" w:line="360"/>
+        <w:jc w:val="center"/>
+      </w:pPr>
+      <w:r>
+        <w:rPr>
+          <w:rFonts w:ascii="Batang" w:eastAsia="Batang" w:hAnsi="Batang"/>
+          <w:b/>
+          <w:bCs/>
+          <w:sz w:val="28"/>
+          <w:szCs w:val="28"/>
+        </w:rPr>
+        <w:t xml:space="preserve">별첨 — 변호사 확인 필요 사항</w:t>
+      </w:r>
+    </w:p>
+    <w:p>
+      <w:pPr>
+        <w:spacing w:after="360" w:before="0" w:line="360"/>
+        <w:jc w:val="center"/>
+      </w:pPr>
+      <w:r>
+        <w:rPr>
+          <w:rFonts w:ascii="Batang" w:eastAsia="Batang" w:hAnsi="Batang"/>
+          <w:sz w:val="20"/>
+          <w:szCs w:val="20"/>
+        </w:rPr>
+        <w:t xml:space="preserve">(내부 검토용 — 아래 사항을 확인·정리한 뒤 본 별첨 페이지를 삭제하고 제출)</w:t>
+      </w:r>
+    </w:p>
+    <w:p>
+      <w:pPr>
+        <w:spacing w:after="0" w:before="0" w:line="240"/>
+      </w:pPr>
+      <w:r>
+        <w:rPr>
+          <w:rFonts w:ascii="Batang" w:eastAsia="Batang" w:hAnsi="Batang"/>
+          <w:color w:val="AAAAAA"/>
+          <w:sz w:val="16"/>
+          <w:szCs w:val="16"/>
+        </w:rPr>
+        <w:t xml:space="preserve">{%p for 항목 in 확인필요목록 %}</w:t>
+      </w:r>
+    </w:p>
+    <w:p>
+      <w:pPr>
+        <w:spacing w:after="120" w:before="0" w:line="360"/>
+        <w:ind w:left="400"/>
+      </w:pPr>
+      <w:r>
+        <w:rPr>
+          <w:rFonts w:ascii="Batang" w:eastAsia="Batang" w:hAnsi="Batang"/>
+          <w:sz w:val="24"/>
+          <w:szCs w:val="24"/>
+        </w:rPr>
+        <w:t xml:space="preserve">{{ loop.index }}. {{ 항목 }}</w:t>
+      </w:r>
+    </w:p>
+    <w:p>
+      <w:pPr>
+        <w:spacing w:after="0" w:before="0" w:line="240"/>
+      </w:pPr>
+      <w:r>
+        <w:rPr>
+          <w:rFonts w:ascii="Batang" w:eastAsia="Batang" w:hAnsi="Batang"/>
+          <w:color w:val="AAAAAA"/>
+          <w:sz w:val="16"/>
+          <w:szCs w:val="16"/>
+        </w:rPr>
+        <w:t xml:space="preserve">{%p endfor %}</w:t>
+      </w:r>
+    </w:p>
+    <w:p>
+      <w:pPr>
+        <w:spacing w:after="120" w:before="360" w:line="360"/>
+      </w:pPr>
+      <w:r>
+        <w:rPr>
+          <w:rFonts w:ascii="Batang" w:eastAsia="Batang" w:hAnsi="Batang"/>
+          <w:b/>
+          <w:bCs/>
+          <w:sz w:val="24"/>
+          <w:szCs w:val="24"/>
+        </w:rPr>
+        <w:t xml:space="preserve">공통 점검</w:t>
+      </w:r>
+    </w:p>
+    <w:p>
+      <w:pPr>
+        <w:spacing w:after="120" w:before="0" w:line="360"/>
+        <w:ind w:left="400"/>
+      </w:pPr>
+      <w:r>
+        <w:rPr>
+          <w:rFonts w:ascii="Batang" w:eastAsia="Batang" w:hAnsi="Batang"/>
+          <w:sz w:val="24"/>
+          <w:szCs w:val="24"/>
+        </w:rPr>
+        <w:t xml:space="preserve">□ 본문 파란색 [변호사 확인 필요 …] 표시를 모두 확정하고 표시 문구 제거</w:t>
+      </w:r>
+    </w:p>
+    <w:p>
+      <w:pPr>
+        <w:spacing w:after="120" w:before="0" w:line="360"/>
+        <w:ind w:left="400"/>
+      </w:pPr>
+      <w:r>
+        <w:rPr>
+          <w:rFonts w:ascii="Batang" w:eastAsia="Batang" w:hAnsi="Batang"/>
+          <w:sz w:val="24"/>
+          <w:szCs w:val="24"/>
+        </w:rPr>
+        <w:t xml:space="preserve">□ 빨간색 [출처: …] 핀 전체 삭제 (검증 추적용 — 제출본에는 미기재)</w:t>
+      </w:r>
+    </w:p>
+    <w:p>
+      <w:pPr>
+        <w:spacing w:after="120" w:before="0" w:line="360"/>
+        <w:ind w:left="400"/>
+      </w:pPr>
+      <w:r>
+        <w:rPr>
+          <w:rFonts w:ascii="Batang" w:eastAsia="Batang" w:hAnsi="Batang"/>
+          <w:sz w:val="24"/>
+          <w:szCs w:val="24"/>
+        </w:rPr>
+        <w:t xml:space="preserve">□ 하단 푸터의 "[초안] — 변호사 검수 전 제출 금지" 문구 삭제</w:t>
+      </w:r>
+    </w:p>
+    <w:p>
+      <w:pPr>
+        <w:spacing w:after="120" w:before="0" w:line="360"/>
+        <w:ind w:left="400"/>
+      </w:pPr>
+      <w:r>
+        <w:rPr>
+          <w:rFonts w:ascii="Batang" w:eastAsia="Batang" w:hAnsi="Batang"/>
+          <w:sz w:val="24"/>
+          <w:szCs w:val="24"/>
+        </w:rPr>
+        <w:t xml:space="preserve">□ 산출물 폴더의 검증보고(⚠️ 항목) 확인</w:t>
+      </w:r>
+    </w:p>
+    <w:p>
+      <w:pPr>
+        <w:spacing w:after="120" w:before="0" w:line="360"/>
+        <w:ind w:left="400"/>
+      </w:pPr>
+      <w:r>
+        <w:rPr>
+          <w:rFonts w:ascii="Batang" w:eastAsia="Batang" w:hAnsi="Batang"/>
+          <w:sz w:val="24"/>
+          <w:szCs w:val="24"/>
+        </w:rPr>
+        <w:t xml:space="preserve">□ 본 별첨 페이지 삭제</w:t>
       </w:r>
     </w:p>
     <w:sectPr>
